--- a/Documentation/informes/Plan_Iteracion_Sprint2_RespiCare.docx
+++ b/Documentation/informes/Plan_Iteracion_Sprint2_RespiCare.docx
@@ -697,6 +697,144 @@
           <w:sz w:val="24"/>
         </w:rPr>
         <w:t>Entregables de otras iteraciones (Sprint 1 y anteriores ya cerrados; Sprint 3 y posteriores aún no iniciados).</w:t>
+      </w:r>
+    </w:p>
+    <w:p>
+      <w:pPr>
+        <w:jc w:val="both"/>
+      </w:pPr>
+      <w:r>
+        <w:rPr>
+          <w:rFonts w:ascii="Times New Roman" w:hAnsi="Times New Roman" w:cs="Times New Roman"/>
+          <w:b/>
+          <w:i w:val="0"/>
+          <w:sz w:val="24"/>
+        </w:rPr>
+        <w:t>Requerimientos Funcionales relacionados</w:t>
+      </w:r>
+      <w:r>
+        <w:rPr>
+          <w:rFonts w:ascii="Times New Roman" w:hAnsi="Times New Roman" w:cs="Times New Roman"/>
+          <w:b w:val="0"/>
+          <w:i w:val="0"/>
+          <w:sz w:val="24"/>
+        </w:rPr>
+        <w:t xml:space="preserve"> (Documentation/trazabilidad/Matriz_Trazabilidad_RespiCare.xlsx):</w:t>
+      </w:r>
+    </w:p>
+    <w:p>
+      <w:pPr>
+        <w:pStyle w:val="ListBullet"/>
+      </w:pPr>
+      <w:r>
+        <w:rPr>
+          <w:rFonts w:ascii="Times New Roman" w:hAnsi="Times New Roman" w:cs="Times New Roman"/>
+          <w:b/>
+          <w:i w:val="0"/>
+          <w:sz w:val="24"/>
+        </w:rPr>
+        <w:t>RF-001</w:t>
+      </w:r>
+      <w:r>
+        <w:rPr>
+          <w:rFonts w:ascii="Times New Roman" w:hAnsi="Times New Roman" w:cs="Times New Roman"/>
+          <w:b w:val="0"/>
+          <w:i w:val="0"/>
+          <w:sz w:val="24"/>
+        </w:rPr>
+        <w:t>: Gestión de usuarios — extensión frontend</w:t>
+      </w:r>
+    </w:p>
+    <w:p>
+      <w:pPr>
+        <w:pStyle w:val="ListBullet"/>
+      </w:pPr>
+      <w:r>
+        <w:rPr>
+          <w:rFonts w:ascii="Times New Roman" w:hAnsi="Times New Roman" w:cs="Times New Roman"/>
+          <w:b/>
+          <w:i w:val="0"/>
+          <w:sz w:val="24"/>
+        </w:rPr>
+        <w:t>RF-008</w:t>
+      </w:r>
+      <w:r>
+        <w:rPr>
+          <w:rFonts w:ascii="Times New Roman" w:hAnsi="Times New Roman" w:cs="Times New Roman"/>
+          <w:b w:val="0"/>
+          <w:i w:val="0"/>
+          <w:sz w:val="24"/>
+        </w:rPr>
+        <w:t>: Historial clínico electrónico — asociado temáticamente — páginas de gestión clínica del frontend</w:t>
+      </w:r>
+    </w:p>
+    <w:p>
+      <w:pPr>
+        <w:jc w:val="both"/>
+      </w:pPr>
+      <w:r>
+        <w:rPr>
+          <w:rFonts w:ascii="Times New Roman" w:hAnsi="Times New Roman" w:cs="Times New Roman"/>
+          <w:b/>
+          <w:i w:val="0"/>
+          <w:sz w:val="24"/>
+        </w:rPr>
+        <w:t>Requerimientos No Funcionales relacionados</w:t>
+      </w:r>
+      <w:r>
+        <w:rPr>
+          <w:rFonts w:ascii="Times New Roman" w:hAnsi="Times New Roman" w:cs="Times New Roman"/>
+          <w:b w:val="0"/>
+          <w:i w:val="0"/>
+          <w:sz w:val="24"/>
+        </w:rPr>
+        <w:t xml:space="preserve"> (FD03-EPIS-Informe SRS de Proyecto.docx, Cuadro de Requerimientos No Funcionales):</w:t>
+      </w:r>
+    </w:p>
+    <w:p>
+      <w:pPr>
+        <w:pStyle w:val="ListBullet"/>
+      </w:pPr>
+      <w:r>
+        <w:rPr>
+          <w:rFonts w:ascii="Times New Roman" w:hAnsi="Times New Roman" w:cs="Times New Roman"/>
+          <w:b/>
+          <w:i w:val="0"/>
+          <w:sz w:val="24"/>
+        </w:rPr>
+        <w:t>RNF-001</w:t>
+      </w:r>
+      <w:r>
+        <w:rPr>
+          <w:rFonts w:ascii="Times New Roman" w:hAnsi="Times New Roman" w:cs="Times New Roman"/>
+          <w:b w:val="0"/>
+          <w:i w:val="0"/>
+          <w:sz w:val="24"/>
+        </w:rPr>
+        <w:t>: Usabilidad</w:t>
+      </w:r>
+    </w:p>
+    <w:p>
+      <w:pPr>
+        <w:pStyle w:val="ListBullet"/>
+      </w:pPr>
+      <w:r>
+        <w:rPr>
+          <w:rFonts w:ascii="Times New Roman" w:hAnsi="Times New Roman" w:cs="Times New Roman"/>
+          <w:b/>
+          <w:i w:val="0"/>
+          <w:sz w:val="24"/>
+        </w:rPr>
+        <w:t>RNF-006</w:t>
+      </w:r>
+      <w:r>
+        <w:rPr>
+          <w:rFonts w:ascii="Times New Roman" w:hAnsi="Times New Roman" w:cs="Times New Roman"/>
+          <w:b w:val="0"/>
+          <w:i w:val="0"/>
+          <w:sz w:val="24"/>
+        </w:rPr>
+        <w:t>: Compatibilidad</w:t>
       </w:r>
     </w:p>
     <w:p>
@@ -2789,6 +2927,712 @@
     <w:p/>
     <w:p>
       <w:pPr>
+        <w:jc w:val="both"/>
+      </w:pPr>
+      <w:r>
+        <w:rPr>
+          <w:rFonts w:ascii="Times New Roman" w:hAnsi="Times New Roman" w:cs="Times New Roman"/>
+          <w:b/>
+          <w:i w:val="0"/>
+          <w:sz w:val="24"/>
+        </w:rPr>
+        <w:t>Evidencia de código (extractos reales verificados del repositorio):</w:t>
+      </w:r>
+    </w:p>
+    <w:p>
+      <w:pPr>
+        <w:jc w:val="both"/>
+      </w:pPr>
+      <w:r>
+        <w:rPr>
+          <w:rFonts w:ascii="Times New Roman" w:hAnsi="Times New Roman" w:cs="Times New Roman"/>
+          <w:b w:val="0"/>
+          <w:i/>
+          <w:sz w:val="24"/>
+        </w:rPr>
+        <w:t>Entregable: Interfaz web con React</w:t>
+      </w:r>
+    </w:p>
+    <w:p>
+      <w:pPr>
+        <w:jc w:val="both"/>
+      </w:pPr>
+      <w:r>
+        <w:rPr>
+          <w:rFonts w:ascii="Consolas" w:hAnsi="Consolas" w:cs="Consolas"/>
+          <w:b w:val="0"/>
+          <w:i w:val="0"/>
+          <w:sz w:val="18"/>
+        </w:rPr>
+        <w:t>web/src/pages/LoginPage.js</w:t>
+      </w:r>
+      <w:r>
+        <w:rPr>
+          <w:rFonts w:ascii="Times New Roman" w:hAnsi="Times New Roman" w:cs="Times New Roman"/>
+          <w:b w:val="0"/>
+          <w:i w:val="0"/>
+          <w:sz w:val="24"/>
+        </w:rPr>
+        <w:t xml:space="preserve"> (líneas 40-57):</w:t>
+      </w:r>
+    </w:p>
+    <w:p>
+      <w:pPr>
+        <w:spacing w:after="0" w:before="0"/>
+      </w:pPr>
+      <w:r>
+        <w:rPr>
+          <w:rFonts w:ascii="Consolas" w:hAnsi="Consolas" w:cs="Consolas"/>
+          <w:b w:val="0"/>
+          <w:i w:val="0"/>
+          <w:sz w:val="18"/>
+        </w:rPr>
+        <w:t xml:space="preserve">  const handleSubmit = async (e) =&gt; {</w:t>
+      </w:r>
+    </w:p>
+    <w:p>
+      <w:pPr>
+        <w:spacing w:after="0" w:before="0"/>
+      </w:pPr>
+      <w:r>
+        <w:rPr>
+          <w:rFonts w:ascii="Consolas" w:hAnsi="Consolas" w:cs="Consolas"/>
+          <w:b w:val="0"/>
+          <w:i w:val="0"/>
+          <w:sz w:val="18"/>
+        </w:rPr>
+        <w:t xml:space="preserve">    e.preventDefault();</w:t>
+      </w:r>
+    </w:p>
+    <w:p>
+      <w:pPr>
+        <w:spacing w:after="0" w:before="0"/>
+      </w:pPr>
+      <w:r>
+        <w:rPr>
+          <w:rFonts w:ascii="Consolas" w:hAnsi="Consolas" w:cs="Consolas"/>
+          <w:b w:val="0"/>
+          <w:i w:val="0"/>
+          <w:sz w:val="18"/>
+        </w:rPr>
+        <w:t xml:space="preserve">    setError('');</w:t>
+      </w:r>
+    </w:p>
+    <w:p>
+      <w:pPr>
+        <w:spacing w:after="0" w:before="0"/>
+      </w:pPr>
+      <w:r>
+        <w:rPr>
+          <w:rFonts w:ascii="Consolas" w:hAnsi="Consolas" w:cs="Consolas"/>
+          <w:b w:val="0"/>
+          <w:i w:val="0"/>
+          <w:sz w:val="18"/>
+        </w:rPr>
+        <w:t xml:space="preserve">    setLoading(true);</w:t>
+      </w:r>
+    </w:p>
+    <w:p>
+      <w:pPr>
+        <w:spacing w:after="0" w:before="0"/>
+      </w:pPr>
+      <w:r>
+        <w:rPr>
+          <w:rFonts w:ascii="Consolas" w:hAnsi="Consolas" w:cs="Consolas"/>
+          <w:b w:val="0"/>
+          <w:i w:val="0"/>
+          <w:sz w:val="18"/>
+        </w:rPr>
+        <w:t xml:space="preserve">    try {</w:t>
+      </w:r>
+    </w:p>
+    <w:p>
+      <w:pPr>
+        <w:spacing w:after="0" w:before="0"/>
+      </w:pPr>
+      <w:r>
+        <w:rPr>
+          <w:rFonts w:ascii="Consolas" w:hAnsi="Consolas" w:cs="Consolas"/>
+          <w:b w:val="0"/>
+          <w:i w:val="0"/>
+          <w:sz w:val="18"/>
+        </w:rPr>
+        <w:t xml:space="preserve">      const loggedUser = await login(email, password);</w:t>
+      </w:r>
+    </w:p>
+    <w:p>
+      <w:pPr>
+        <w:spacing w:after="0" w:before="0"/>
+      </w:pPr>
+      <w:r>
+        <w:rPr>
+          <w:rFonts w:ascii="Consolas" w:hAnsi="Consolas" w:cs="Consolas"/>
+          <w:b w:val="0"/>
+          <w:i w:val="0"/>
+          <w:sz w:val="18"/>
+        </w:rPr>
+        <w:t xml:space="preserve">      const from = location.state?.from?.pathname;</w:t>
+      </w:r>
+    </w:p>
+    <w:p>
+      <w:pPr>
+        <w:spacing w:after="0" w:before="0"/>
+      </w:pPr>
+      <w:r>
+        <w:rPr>
+          <w:rFonts w:ascii="Consolas" w:hAnsi="Consolas" w:cs="Consolas"/>
+          <w:b w:val="0"/>
+          <w:i w:val="0"/>
+          <w:sz w:val="18"/>
+        </w:rPr>
+        <w:t xml:space="preserve">      // Redirigir según rol</w:t>
+      </w:r>
+    </w:p>
+    <w:p>
+      <w:pPr>
+        <w:spacing w:after="0" w:before="0"/>
+      </w:pPr>
+      <w:r>
+        <w:rPr>
+          <w:rFonts w:ascii="Consolas" w:hAnsi="Consolas" w:cs="Consolas"/>
+          <w:b w:val="0"/>
+          <w:i w:val="0"/>
+          <w:sz w:val="18"/>
+        </w:rPr>
+        <w:t xml:space="preserve">      const dest = from &amp;&amp; from !== '/login'</w:t>
+      </w:r>
+    </w:p>
+    <w:p>
+      <w:pPr>
+        <w:spacing w:after="0" w:before="0"/>
+      </w:pPr>
+      <w:r>
+        <w:rPr>
+          <w:rFonts w:ascii="Consolas" w:hAnsi="Consolas" w:cs="Consolas"/>
+          <w:b w:val="0"/>
+          <w:i w:val="0"/>
+          <w:sz w:val="18"/>
+        </w:rPr>
+        <w:t xml:space="preserve">        ? from</w:t>
+      </w:r>
+    </w:p>
+    <w:p>
+      <w:pPr>
+        <w:spacing w:after="0" w:before="0"/>
+      </w:pPr>
+      <w:r>
+        <w:rPr>
+          <w:rFonts w:ascii="Consolas" w:hAnsi="Consolas" w:cs="Consolas"/>
+          <w:b w:val="0"/>
+          <w:i w:val="0"/>
+          <w:sz w:val="18"/>
+        </w:rPr>
+        <w:t xml:space="preserve">        : ['doctor', 'admin'].includes(loggedUser?.role) ? '/dashboard' : '/';</w:t>
+      </w:r>
+    </w:p>
+    <w:p>
+      <w:pPr>
+        <w:spacing w:after="0" w:before="0"/>
+      </w:pPr>
+      <w:r>
+        <w:rPr>
+          <w:rFonts w:ascii="Consolas" w:hAnsi="Consolas" w:cs="Consolas"/>
+          <w:b w:val="0"/>
+          <w:i w:val="0"/>
+          <w:sz w:val="18"/>
+        </w:rPr>
+        <w:t xml:space="preserve">      navigate(dest, { replace: true });</w:t>
+      </w:r>
+    </w:p>
+    <w:p>
+      <w:pPr>
+        <w:spacing w:after="0" w:before="0"/>
+      </w:pPr>
+      <w:r>
+        <w:rPr>
+          <w:rFonts w:ascii="Consolas" w:hAnsi="Consolas" w:cs="Consolas"/>
+          <w:b w:val="0"/>
+          <w:i w:val="0"/>
+          <w:sz w:val="18"/>
+        </w:rPr>
+        <w:t xml:space="preserve">    } catch (err) {</w:t>
+      </w:r>
+    </w:p>
+    <w:p>
+      <w:pPr>
+        <w:spacing w:after="0" w:before="0"/>
+      </w:pPr>
+      <w:r>
+        <w:rPr>
+          <w:rFonts w:ascii="Consolas" w:hAnsi="Consolas" w:cs="Consolas"/>
+          <w:b w:val="0"/>
+          <w:i w:val="0"/>
+          <w:sz w:val="18"/>
+        </w:rPr>
+        <w:t xml:space="preserve">      setError(err.response?.data?.message || 'Credenciales inválidas. Intenta de nuevo.');</w:t>
+      </w:r>
+    </w:p>
+    <w:p>
+      <w:pPr>
+        <w:spacing w:after="0" w:before="0"/>
+      </w:pPr>
+      <w:r>
+        <w:rPr>
+          <w:rFonts w:ascii="Consolas" w:hAnsi="Consolas" w:cs="Consolas"/>
+          <w:b w:val="0"/>
+          <w:i w:val="0"/>
+          <w:sz w:val="18"/>
+        </w:rPr>
+        <w:t xml:space="preserve">    } finally {</w:t>
+      </w:r>
+    </w:p>
+    <w:p>
+      <w:pPr>
+        <w:spacing w:after="0" w:before="0"/>
+      </w:pPr>
+      <w:r>
+        <w:rPr>
+          <w:rFonts w:ascii="Consolas" w:hAnsi="Consolas" w:cs="Consolas"/>
+          <w:b w:val="0"/>
+          <w:i w:val="0"/>
+          <w:sz w:val="18"/>
+        </w:rPr>
+        <w:t xml:space="preserve">      setLoading(false);</w:t>
+      </w:r>
+    </w:p>
+    <w:p>
+      <w:pPr>
+        <w:spacing w:after="0" w:before="0"/>
+      </w:pPr>
+      <w:r>
+        <w:rPr>
+          <w:rFonts w:ascii="Consolas" w:hAnsi="Consolas" w:cs="Consolas"/>
+          <w:b w:val="0"/>
+          <w:i w:val="0"/>
+          <w:sz w:val="18"/>
+        </w:rPr>
+        <w:t xml:space="preserve">    }</w:t>
+      </w:r>
+    </w:p>
+    <w:p>
+      <w:pPr>
+        <w:spacing w:after="0" w:before="0"/>
+      </w:pPr>
+      <w:r>
+        <w:rPr>
+          <w:rFonts w:ascii="Consolas" w:hAnsi="Consolas" w:cs="Consolas"/>
+          <w:b w:val="0"/>
+          <w:i w:val="0"/>
+          <w:sz w:val="18"/>
+        </w:rPr>
+        <w:t xml:space="preserve">  };</w:t>
+      </w:r>
+    </w:p>
+    <w:p/>
+    <w:p>
+      <w:pPr>
+        <w:jc w:val="both"/>
+      </w:pPr>
+      <w:r>
+        <w:rPr>
+          <w:rFonts w:ascii="Times New Roman" w:hAnsi="Times New Roman" w:cs="Times New Roman"/>
+          <w:b w:val="0"/>
+          <w:i/>
+          <w:sz w:val="24"/>
+        </w:rPr>
+        <w:t>Entregable: Integración con backend</w:t>
+      </w:r>
+    </w:p>
+    <w:p>
+      <w:pPr>
+        <w:jc w:val="both"/>
+      </w:pPr>
+      <w:r>
+        <w:rPr>
+          <w:rFonts w:ascii="Consolas" w:hAnsi="Consolas" w:cs="Consolas"/>
+          <w:b w:val="0"/>
+          <w:i w:val="0"/>
+          <w:sz w:val="18"/>
+        </w:rPr>
+        <w:t>web/src/utils/apiBase.js</w:t>
+      </w:r>
+      <w:r>
+        <w:rPr>
+          <w:rFonts w:ascii="Times New Roman" w:hAnsi="Times New Roman" w:cs="Times New Roman"/>
+          <w:b w:val="0"/>
+          <w:i w:val="0"/>
+          <w:sz w:val="24"/>
+        </w:rPr>
+        <w:t xml:space="preserve"> (líneas 80-105):</w:t>
+      </w:r>
+    </w:p>
+    <w:p>
+      <w:pPr>
+        <w:spacing w:after="0" w:before="0"/>
+      </w:pPr>
+      <w:r>
+        <w:rPr>
+          <w:rFonts w:ascii="Consolas" w:hAnsi="Consolas" w:cs="Consolas"/>
+          <w:b w:val="0"/>
+          <w:i w:val="0"/>
+          <w:sz w:val="18"/>
+        </w:rPr>
+        <w:t>const resolveBackendBase = () =&gt; {</w:t>
+      </w:r>
+    </w:p>
+    <w:p>
+      <w:pPr>
+        <w:spacing w:after="0" w:before="0"/>
+      </w:pPr>
+      <w:r>
+        <w:rPr>
+          <w:rFonts w:ascii="Consolas" w:hAnsi="Consolas" w:cs="Consolas"/>
+          <w:b w:val="0"/>
+          <w:i w:val="0"/>
+          <w:sz w:val="18"/>
+        </w:rPr>
+        <w:t xml:space="preserve">  const raw =</w:t>
+      </w:r>
+    </w:p>
+    <w:p>
+      <w:pPr>
+        <w:spacing w:after="0" w:before="0"/>
+      </w:pPr>
+      <w:r>
+        <w:rPr>
+          <w:rFonts w:ascii="Consolas" w:hAnsi="Consolas" w:cs="Consolas"/>
+          <w:b w:val="0"/>
+          <w:i w:val="0"/>
+          <w:sz w:val="18"/>
+        </w:rPr>
+        <w:t xml:space="preserve">    process.env.REACT_APP_BACKEND_URL ||</w:t>
+      </w:r>
+    </w:p>
+    <w:p>
+      <w:pPr>
+        <w:spacing w:after="0" w:before="0"/>
+      </w:pPr>
+      <w:r>
+        <w:rPr>
+          <w:rFonts w:ascii="Consolas" w:hAnsi="Consolas" w:cs="Consolas"/>
+          <w:b w:val="0"/>
+          <w:i w:val="0"/>
+          <w:sz w:val="18"/>
+        </w:rPr>
+        <w:t xml:space="preserve">    process.env.REACT_APP_API_URL ||</w:t>
+      </w:r>
+    </w:p>
+    <w:p>
+      <w:pPr>
+        <w:spacing w:after="0" w:before="0"/>
+      </w:pPr>
+      <w:r>
+        <w:rPr>
+          <w:rFonts w:ascii="Consolas" w:hAnsi="Consolas" w:cs="Consolas"/>
+          <w:b w:val="0"/>
+          <w:i w:val="0"/>
+          <w:sz w:val="18"/>
+        </w:rPr>
+        <w:t xml:space="preserve">    'https://vhs-significantly-furniture-complicated.trycloudflare.com';</w:t>
+      </w:r>
+    </w:p>
+    <w:p>
+      <w:pPr>
+        <w:spacing w:after="0" w:before="0"/>
+      </w:pPr>
+      <w:r>
+        <w:rPr>
+          <w:rFonts w:ascii="Consolas" w:hAnsi="Consolas" w:cs="Consolas"/>
+          <w:b w:val="0"/>
+          <w:i w:val="0"/>
+          <w:sz w:val="18"/>
+        </w:rPr>
+        <w:t xml:space="preserve"> </w:t>
+      </w:r>
+    </w:p>
+    <w:p>
+      <w:pPr>
+        <w:spacing w:after="0" w:before="0"/>
+      </w:pPr>
+      <w:r>
+        <w:rPr>
+          <w:rFonts w:ascii="Consolas" w:hAnsi="Consolas" w:cs="Consolas"/>
+          <w:b w:val="0"/>
+          <w:i w:val="0"/>
+          <w:sz w:val="18"/>
+        </w:rPr>
+        <w:t xml:space="preserve">  const rewritten = maybeRewriteForBrowser(raw, '3001');</w:t>
+      </w:r>
+    </w:p>
+    <w:p>
+      <w:pPr>
+        <w:spacing w:after="0" w:before="0"/>
+      </w:pPr>
+      <w:r>
+        <w:rPr>
+          <w:rFonts w:ascii="Consolas" w:hAnsi="Consolas" w:cs="Consolas"/>
+          <w:b w:val="0"/>
+          <w:i w:val="0"/>
+          <w:sz w:val="18"/>
+        </w:rPr>
+        <w:t xml:space="preserve">  return normalize(rewritten);</w:t>
+      </w:r>
+    </w:p>
+    <w:p>
+      <w:pPr>
+        <w:spacing w:after="0" w:before="0"/>
+      </w:pPr>
+      <w:r>
+        <w:rPr>
+          <w:rFonts w:ascii="Consolas" w:hAnsi="Consolas" w:cs="Consolas"/>
+          <w:b w:val="0"/>
+          <w:i w:val="0"/>
+          <w:sz w:val="18"/>
+        </w:rPr>
+        <w:t>};</w:t>
+      </w:r>
+    </w:p>
+    <w:p>
+      <w:pPr>
+        <w:spacing w:after="0" w:before="0"/>
+      </w:pPr>
+      <w:r>
+        <w:rPr>
+          <w:rFonts w:ascii="Consolas" w:hAnsi="Consolas" w:cs="Consolas"/>
+          <w:b w:val="0"/>
+          <w:i w:val="0"/>
+          <w:sz w:val="18"/>
+        </w:rPr>
+        <w:t xml:space="preserve"> </w:t>
+      </w:r>
+    </w:p>
+    <w:p>
+      <w:pPr>
+        <w:spacing w:after="0" w:before="0"/>
+      </w:pPr>
+      <w:r>
+        <w:rPr>
+          <w:rFonts w:ascii="Consolas" w:hAnsi="Consolas" w:cs="Consolas"/>
+          <w:b w:val="0"/>
+          <w:i w:val="0"/>
+          <w:sz w:val="18"/>
+        </w:rPr>
+        <w:t>const resolveApiBase = () =&gt; {</w:t>
+      </w:r>
+    </w:p>
+    <w:p>
+      <w:pPr>
+        <w:spacing w:after="0" w:before="0"/>
+      </w:pPr>
+      <w:r>
+        <w:rPr>
+          <w:rFonts w:ascii="Consolas" w:hAnsi="Consolas" w:cs="Consolas"/>
+          <w:b w:val="0"/>
+          <w:i w:val="0"/>
+          <w:sz w:val="18"/>
+        </w:rPr>
+        <w:t xml:space="preserve">  const backend = resolveBackendBase();</w:t>
+      </w:r>
+    </w:p>
+    <w:p>
+      <w:pPr>
+        <w:spacing w:after="0" w:before="0"/>
+      </w:pPr>
+      <w:r>
+        <w:rPr>
+          <w:rFonts w:ascii="Consolas" w:hAnsi="Consolas" w:cs="Consolas"/>
+          <w:b w:val="0"/>
+          <w:i w:val="0"/>
+          <w:sz w:val="18"/>
+        </w:rPr>
+        <w:t xml:space="preserve">  if (!backend) {</w:t>
+      </w:r>
+    </w:p>
+    <w:p>
+      <w:pPr>
+        <w:spacing w:after="0" w:before="0"/>
+      </w:pPr>
+      <w:r>
+        <w:rPr>
+          <w:rFonts w:ascii="Consolas" w:hAnsi="Consolas" w:cs="Consolas"/>
+          <w:b w:val="0"/>
+          <w:i w:val="0"/>
+          <w:sz w:val="18"/>
+        </w:rPr>
+        <w:t xml:space="preserve">    return 'http://localhost:3001/api/v1';</w:t>
+      </w:r>
+    </w:p>
+    <w:p>
+      <w:pPr>
+        <w:spacing w:after="0" w:before="0"/>
+      </w:pPr>
+      <w:r>
+        <w:rPr>
+          <w:rFonts w:ascii="Consolas" w:hAnsi="Consolas" w:cs="Consolas"/>
+          <w:b w:val="0"/>
+          <w:i w:val="0"/>
+          <w:sz w:val="18"/>
+        </w:rPr>
+        <w:t xml:space="preserve">  }</w:t>
+      </w:r>
+    </w:p>
+    <w:p>
+      <w:pPr>
+        <w:spacing w:after="0" w:before="0"/>
+      </w:pPr>
+      <w:r>
+        <w:rPr>
+          <w:rFonts w:ascii="Consolas" w:hAnsi="Consolas" w:cs="Consolas"/>
+          <w:b w:val="0"/>
+          <w:i w:val="0"/>
+          <w:sz w:val="18"/>
+        </w:rPr>
+        <w:t xml:space="preserve"> </w:t>
+      </w:r>
+    </w:p>
+    <w:p>
+      <w:pPr>
+        <w:spacing w:after="0" w:before="0"/>
+      </w:pPr>
+      <w:r>
+        <w:rPr>
+          <w:rFonts w:ascii="Consolas" w:hAnsi="Consolas" w:cs="Consolas"/>
+          <w:b w:val="0"/>
+          <w:i w:val="0"/>
+          <w:sz w:val="18"/>
+        </w:rPr>
+        <w:t xml:space="preserve">  if (/\/api\/v\d+$/i.test(backend)) {</w:t>
+      </w:r>
+    </w:p>
+    <w:p>
+      <w:pPr>
+        <w:spacing w:after="0" w:before="0"/>
+      </w:pPr>
+      <w:r>
+        <w:rPr>
+          <w:rFonts w:ascii="Consolas" w:hAnsi="Consolas" w:cs="Consolas"/>
+          <w:b w:val="0"/>
+          <w:i w:val="0"/>
+          <w:sz w:val="18"/>
+        </w:rPr>
+        <w:t xml:space="preserve">    return backend;</w:t>
+      </w:r>
+    </w:p>
+    <w:p>
+      <w:pPr>
+        <w:spacing w:after="0" w:before="0"/>
+      </w:pPr>
+      <w:r>
+        <w:rPr>
+          <w:rFonts w:ascii="Consolas" w:hAnsi="Consolas" w:cs="Consolas"/>
+          <w:b w:val="0"/>
+          <w:i w:val="0"/>
+          <w:sz w:val="18"/>
+        </w:rPr>
+        <w:t xml:space="preserve">  }</w:t>
+      </w:r>
+    </w:p>
+    <w:p>
+      <w:pPr>
+        <w:spacing w:after="0" w:before="0"/>
+      </w:pPr>
+      <w:r>
+        <w:rPr>
+          <w:rFonts w:ascii="Consolas" w:hAnsi="Consolas" w:cs="Consolas"/>
+          <w:b w:val="0"/>
+          <w:i w:val="0"/>
+          <w:sz w:val="18"/>
+        </w:rPr>
+        <w:t xml:space="preserve"> </w:t>
+      </w:r>
+    </w:p>
+    <w:p>
+      <w:pPr>
+        <w:spacing w:after="0" w:before="0"/>
+      </w:pPr>
+      <w:r>
+        <w:rPr>
+          <w:rFonts w:ascii="Consolas" w:hAnsi="Consolas" w:cs="Consolas"/>
+          <w:b w:val="0"/>
+          <w:i w:val="0"/>
+          <w:sz w:val="18"/>
+        </w:rPr>
+        <w:t xml:space="preserve">  if (backend.endsWith('/api')) {</w:t>
+      </w:r>
+    </w:p>
+    <w:p>
+      <w:pPr>
+        <w:spacing w:after="0" w:before="0"/>
+      </w:pPr>
+      <w:r>
+        <w:rPr>
+          <w:rFonts w:ascii="Consolas" w:hAnsi="Consolas" w:cs="Consolas"/>
+          <w:b w:val="0"/>
+          <w:i w:val="0"/>
+          <w:sz w:val="18"/>
+        </w:rPr>
+        <w:t xml:space="preserve">    return `${backend}/v1`;</w:t>
+      </w:r>
+    </w:p>
+    <w:p>
+      <w:pPr>
+        <w:spacing w:after="0" w:before="0"/>
+      </w:pPr>
+      <w:r>
+        <w:rPr>
+          <w:rFonts w:ascii="Consolas" w:hAnsi="Consolas" w:cs="Consolas"/>
+          <w:b w:val="0"/>
+          <w:i w:val="0"/>
+          <w:sz w:val="18"/>
+        </w:rPr>
+        <w:t xml:space="preserve">  }</w:t>
+      </w:r>
+    </w:p>
+    <w:p>
+      <w:pPr>
+        <w:spacing w:after="0" w:before="0"/>
+      </w:pPr>
+      <w:r>
+        <w:rPr>
+          <w:rFonts w:ascii="Consolas" w:hAnsi="Consolas" w:cs="Consolas"/>
+          <w:b w:val="0"/>
+          <w:i w:val="0"/>
+          <w:sz w:val="18"/>
+        </w:rPr>
+        <w:t xml:space="preserve"> </w:t>
+      </w:r>
+    </w:p>
+    <w:p>
+      <w:pPr>
+        <w:spacing w:after="0" w:before="0"/>
+      </w:pPr>
+      <w:r>
+        <w:rPr>
+          <w:rFonts w:ascii="Consolas" w:hAnsi="Consolas" w:cs="Consolas"/>
+          <w:b w:val="0"/>
+          <w:i w:val="0"/>
+          <w:sz w:val="18"/>
+        </w:rPr>
+        <w:t xml:space="preserve">  return `${backend}/api/v1`;</w:t>
+      </w:r>
+    </w:p>
+    <w:p>
+      <w:pPr>
+        <w:spacing w:after="0" w:before="0"/>
+      </w:pPr>
+      <w:r>
+        <w:rPr>
+          <w:rFonts w:ascii="Consolas" w:hAnsi="Consolas" w:cs="Consolas"/>
+          <w:b w:val="0"/>
+          <w:i w:val="0"/>
+          <w:sz w:val="18"/>
+        </w:rPr>
+        <w:t>};</w:t>
+      </w:r>
+    </w:p>
+    <w:p/>
+    <w:p>
+      <w:pPr>
         <w:spacing w:before="240" w:after="120"/>
       </w:pPr>
       <w:r>
